--- a/Governance Documents/ASCO Donations and Refunds Policy 2026.docx
+++ b/Governance Documents/ASCO Donations and Refunds Policy 2026.docx
@@ -165,7 +165,7 @@
           <w:i w:val="0"/>
           <w:sz w:val="20"/>
         </w:rPr>
-        <w:t>ASCO is not represented as an approved PBO and does not issue section 18A receipts unless separately approved by SARS. PBO and section 18A approval are separate processes.</w:t>
+        <w:t>ASCO is an approved PBO under SARS reference 930092287 and does not issue Section 18A receipts unless separately approved by SARS. PBO approval and Section 18A approval are separate processes. ASCO is approved as a PBO under SARS reference 930092287; Section 18A remains pending.</w:t>
       </w:r>
     </w:p>
     <w:p>

--- a/Governance Documents/ASCO Donations and Refunds Policy 2026.docx
+++ b/Governance Documents/ASCO Donations and Refunds Policy 2026.docx
@@ -166,6 +166,11 @@
           <w:sz w:val="20"/>
         </w:rPr>
         <w:t>ASCO is an approved PBO under SARS reference 930092287 and does not issue Section 18A receipts unless separately approved by SARS. PBO approval and Section 18A approval are separate processes. ASCO is approved as a PBO under SARS reference 930092287; Section 18A remains pending.</w:t>
+      </w:r>
+    </w:p>
+    <w:p>
+      <w:r>
+        <w:t>Updated: 2 October 2026 — PBO status and related current information harmonised.</w:t>
       </w:r>
     </w:p>
     <w:p>
@@ -411,7 +416,7 @@
                 <w:rFonts w:ascii="Arial" w:hAnsi="Arial"/>
                 <w:sz w:val="16"/>
               </w:rPr>
-              <w:t>Date: 6 September 2026</w:t>
+              <w:t>Date: 2 October 2026</w:t>
             </w:r>
           </w:p>
           <w:p>
@@ -504,7 +509,7 @@
                 <w:rFonts w:ascii="Arial" w:hAnsi="Arial"/>
                 <w:sz w:val="16"/>
               </w:rPr>
-              <w:t>Date: 6 September 2026</w:t>
+              <w:t>Date: 2 October 2026</w:t>
             </w:r>
           </w:p>
           <w:p>
@@ -599,7 +604,7 @@
                 <w:rFonts w:ascii="Arial" w:hAnsi="Arial"/>
                 <w:sz w:val="16"/>
               </w:rPr>
-              <w:t>Date: 6 September 2026</w:t>
+              <w:t>Date: 2 October 2026</w:t>
             </w:r>
           </w:p>
           <w:p>
@@ -692,7 +697,7 @@
                 <w:rFonts w:ascii="Arial" w:hAnsi="Arial"/>
                 <w:sz w:val="16"/>
               </w:rPr>
-              <w:t>Date: 6 September 2026</w:t>
+              <w:t>Date: 2 October 2026</w:t>
             </w:r>
           </w:p>
           <w:p>
